--- a/docx/guides/modules/mapa_documentacion.docx
+++ b/docx/guides/modules/mapa_documentacion.docx
@@ -2,7 +2,7 @@
 <file path=word/document.xml><?xml version="1.0" encoding="utf-8"?>
 <w:document xmlns:w="http://schemas.openxmlformats.org/wordprocessingml/2006/main" xmlns:m="http://schemas.openxmlformats.org/officeDocument/2006/math" xmlns:r="http://schemas.openxmlformats.org/officeDocument/2006/relationships" xmlns:o="urn:schemas-microsoft-com:office:office" xmlns:v="urn:schemas-microsoft-com:vml" xmlns:w10="urn:schemas-microsoft-com:office:word" xmlns:a="http://schemas.openxmlformats.org/drawingml/2006/main" xmlns:pic="http://schemas.openxmlformats.org/drawingml/2006/picture" xmlns:wp="http://schemas.openxmlformats.org/drawingml/2006/wordprocessingDrawing">
   <w:body>
-    <w:bookmarkStart w:id="82" w:name="X9150b06e6d31f8c0de8539536d63fb1489a36f8"/>
+    <w:bookmarkStart w:id="85" w:name="X9150b06e6d31f8c0de8539536d63fb1489a36f8"/>
     <w:p>
       <w:pPr>
         <w:pStyle w:val="Heading1"/>
@@ -480,9 +480,14 @@
             <w:pPr>
               <w:pStyle w:val="Compact"/>
             </w:pPr>
-            <w:r>
-              <w:t xml:space="preserve">—</w:t>
-            </w:r>
+            <w:hyperlink r:id="rId21">
+              <w:r>
+                <w:rPr>
+                  <w:rStyle w:val="Hyperlink"/>
+                </w:rPr>
+                <w:t xml:space="preserve">casos_uso.md</w:t>
+              </w:r>
+            </w:hyperlink>
           </w:p>
         </w:tc>
       </w:tr>
@@ -514,7 +519,7 @@
             <w:pPr>
               <w:pStyle w:val="Compact"/>
             </w:pPr>
-            <w:hyperlink r:id="rId21">
+            <w:hyperlink r:id="rId22">
               <w:r>
                 <w:rPr>
                   <w:rStyle w:val="Hyperlink"/>
@@ -530,7 +535,7 @@
             <w:pPr>
               <w:pStyle w:val="Compact"/>
             </w:pPr>
-            <w:hyperlink r:id="rId22">
+            <w:hyperlink r:id="rId23">
               <w:r>
                 <w:rPr>
                   <w:rStyle w:val="Hyperlink"/>
@@ -546,7 +551,7 @@
             <w:pPr>
               <w:pStyle w:val="Compact"/>
             </w:pPr>
-            <w:hyperlink r:id="rId23">
+            <w:hyperlink r:id="rId24">
               <w:r>
                 <w:rPr>
                   <w:rStyle w:val="Hyperlink"/>
@@ -596,7 +601,7 @@
             <w:pPr>
               <w:pStyle w:val="Compact"/>
             </w:pPr>
-            <w:hyperlink r:id="rId24">
+            <w:hyperlink r:id="rId25">
               <w:r>
                 <w:rPr>
                   <w:rStyle w:val="Hyperlink"/>
@@ -612,7 +617,7 @@
             <w:pPr>
               <w:pStyle w:val="Compact"/>
             </w:pPr>
-            <w:hyperlink r:id="rId25">
+            <w:hyperlink r:id="rId26">
               <w:r>
                 <w:rPr>
                   <w:rStyle w:val="Hyperlink"/>
@@ -628,7 +633,7 @@
             <w:pPr>
               <w:pStyle w:val="Compact"/>
             </w:pPr>
-            <w:hyperlink r:id="rId26">
+            <w:hyperlink r:id="rId27">
               <w:r>
                 <w:rPr>
                   <w:rStyle w:val="Hyperlink"/>
@@ -644,7 +649,7 @@
             <w:pPr>
               <w:pStyle w:val="Compact"/>
             </w:pPr>
-            <w:hyperlink r:id="rId27">
+            <w:hyperlink r:id="rId28">
               <w:r>
                 <w:rPr>
                   <w:rStyle w:val="Hyperlink"/>
@@ -683,7 +688,7 @@
             <w:pPr>
               <w:pStyle w:val="Compact"/>
             </w:pPr>
-            <w:hyperlink r:id="rId28">
+            <w:hyperlink r:id="rId29">
               <w:r>
                 <w:rPr>
                   <w:rStyle w:val="Hyperlink"/>
@@ -699,7 +704,7 @@
             <w:pPr>
               <w:pStyle w:val="Compact"/>
             </w:pPr>
-            <w:hyperlink r:id="rId29">
+            <w:hyperlink r:id="rId30">
               <w:r>
                 <w:rPr>
                   <w:rStyle w:val="Hyperlink"/>
@@ -715,7 +720,7 @@
             <w:pPr>
               <w:pStyle w:val="Compact"/>
             </w:pPr>
-            <w:hyperlink r:id="rId30">
+            <w:hyperlink r:id="rId31">
               <w:r>
                 <w:rPr>
                   <w:rStyle w:val="Hyperlink"/>
@@ -765,7 +770,7 @@
             <w:pPr>
               <w:pStyle w:val="Compact"/>
             </w:pPr>
-            <w:hyperlink r:id="rId31">
+            <w:hyperlink r:id="rId32">
               <w:r>
                 <w:rPr>
                   <w:rStyle w:val="Hyperlink"/>
@@ -781,7 +786,7 @@
             <w:pPr>
               <w:pStyle w:val="Compact"/>
             </w:pPr>
-            <w:hyperlink r:id="rId32">
+            <w:hyperlink r:id="rId33">
               <w:r>
                 <w:rPr>
                   <w:rStyle w:val="Hyperlink"/>
@@ -797,7 +802,7 @@
             <w:pPr>
               <w:pStyle w:val="Compact"/>
             </w:pPr>
-            <w:hyperlink r:id="rId33">
+            <w:hyperlink r:id="rId34">
               <w:r>
                 <w:rPr>
                   <w:rStyle w:val="Hyperlink"/>
@@ -847,7 +852,7 @@
             <w:pPr>
               <w:pStyle w:val="Compact"/>
             </w:pPr>
-            <w:hyperlink r:id="rId34">
+            <w:hyperlink r:id="rId35">
               <w:r>
                 <w:rPr>
                   <w:rStyle w:val="Hyperlink"/>
@@ -863,7 +868,7 @@
             <w:pPr>
               <w:pStyle w:val="Compact"/>
             </w:pPr>
-            <w:hyperlink r:id="rId35">
+            <w:hyperlink r:id="rId36">
               <w:r>
                 <w:rPr>
                   <w:rStyle w:val="Hyperlink"/>
@@ -879,7 +884,7 @@
             <w:pPr>
               <w:pStyle w:val="Compact"/>
             </w:pPr>
-            <w:hyperlink r:id="rId36">
+            <w:hyperlink r:id="rId37">
               <w:r>
                 <w:rPr>
                   <w:rStyle w:val="Hyperlink"/>
@@ -895,9 +900,14 @@
             <w:pPr>
               <w:pStyle w:val="Compact"/>
             </w:pPr>
-            <w:r>
-              <w:t xml:space="preserve">—</w:t>
-            </w:r>
+            <w:hyperlink r:id="rId38">
+              <w:r>
+                <w:rPr>
+                  <w:rStyle w:val="Hyperlink"/>
+                </w:rPr>
+                <w:t xml:space="preserve">casos_uso.md</w:t>
+              </w:r>
+            </w:hyperlink>
           </w:p>
         </w:tc>
       </w:tr>
@@ -929,7 +939,7 @@
             <w:pPr>
               <w:pStyle w:val="Compact"/>
             </w:pPr>
-            <w:hyperlink r:id="rId37">
+            <w:hyperlink r:id="rId39">
               <w:r>
                 <w:rPr>
                   <w:rStyle w:val="Hyperlink"/>
@@ -945,7 +955,7 @@
             <w:pPr>
               <w:pStyle w:val="Compact"/>
             </w:pPr>
-            <w:hyperlink r:id="rId38">
+            <w:hyperlink r:id="rId40">
               <w:r>
                 <w:rPr>
                   <w:rStyle w:val="Hyperlink"/>
@@ -961,7 +971,7 @@
             <w:pPr>
               <w:pStyle w:val="Compact"/>
             </w:pPr>
-            <w:hyperlink r:id="rId39">
+            <w:hyperlink r:id="rId41">
               <w:r>
                 <w:rPr>
                   <w:rStyle w:val="Hyperlink"/>
@@ -977,7 +987,7 @@
             <w:pPr>
               <w:pStyle w:val="Compact"/>
             </w:pPr>
-            <w:hyperlink r:id="rId40">
+            <w:hyperlink r:id="rId42">
               <w:r>
                 <w:rPr>
                   <w:rStyle w:val="Hyperlink"/>
@@ -1016,7 +1026,7 @@
             <w:pPr>
               <w:pStyle w:val="Compact"/>
             </w:pPr>
-            <w:hyperlink r:id="rId41">
+            <w:hyperlink r:id="rId43">
               <w:r>
                 <w:rPr>
                   <w:rStyle w:val="Hyperlink"/>
@@ -1032,7 +1042,7 @@
             <w:pPr>
               <w:pStyle w:val="Compact"/>
             </w:pPr>
-            <w:hyperlink r:id="rId42">
+            <w:hyperlink r:id="rId44">
               <w:r>
                 <w:rPr>
                   <w:rStyle w:val="Hyperlink"/>
@@ -1048,7 +1058,7 @@
             <w:pPr>
               <w:pStyle w:val="Compact"/>
             </w:pPr>
-            <w:hyperlink r:id="rId43">
+            <w:hyperlink r:id="rId45">
               <w:r>
                 <w:rPr>
                   <w:rStyle w:val="Hyperlink"/>
@@ -1064,9 +1074,14 @@
             <w:pPr>
               <w:pStyle w:val="Compact"/>
             </w:pPr>
-            <w:r>
-              <w:t xml:space="preserve">—</w:t>
-            </w:r>
+            <w:hyperlink r:id="rId46">
+              <w:r>
+                <w:rPr>
+                  <w:rStyle w:val="Hyperlink"/>
+                </w:rPr>
+                <w:t xml:space="preserve">casos_uso.md</w:t>
+              </w:r>
+            </w:hyperlink>
           </w:p>
         </w:tc>
       </w:tr>
@@ -1098,7 +1113,7 @@
             <w:pPr>
               <w:pStyle w:val="Compact"/>
             </w:pPr>
-            <w:hyperlink r:id="rId44">
+            <w:hyperlink r:id="rId47">
               <w:r>
                 <w:rPr>
                   <w:rStyle w:val="Hyperlink"/>
@@ -1114,7 +1129,7 @@
             <w:pPr>
               <w:pStyle w:val="Compact"/>
             </w:pPr>
-            <w:hyperlink r:id="rId45">
+            <w:hyperlink r:id="rId48">
               <w:r>
                 <w:rPr>
                   <w:rStyle w:val="Hyperlink"/>
@@ -1130,7 +1145,7 @@
             <w:pPr>
               <w:pStyle w:val="Compact"/>
             </w:pPr>
-            <w:hyperlink r:id="rId46">
+            <w:hyperlink r:id="rId49">
               <w:r>
                 <w:rPr>
                   <w:rStyle w:val="Hyperlink"/>
@@ -1180,7 +1195,7 @@
             <w:pPr>
               <w:pStyle w:val="Compact"/>
             </w:pPr>
-            <w:hyperlink r:id="rId47">
+            <w:hyperlink r:id="rId50">
               <w:r>
                 <w:rPr>
                   <w:rStyle w:val="Hyperlink"/>
@@ -1196,7 +1211,7 @@
             <w:pPr>
               <w:pStyle w:val="Compact"/>
             </w:pPr>
-            <w:hyperlink r:id="rId48">
+            <w:hyperlink r:id="rId51">
               <w:r>
                 <w:rPr>
                   <w:rStyle w:val="Hyperlink"/>
@@ -1212,7 +1227,7 @@
             <w:pPr>
               <w:pStyle w:val="Compact"/>
             </w:pPr>
-            <w:hyperlink r:id="rId49">
+            <w:hyperlink r:id="rId52">
               <w:r>
                 <w:rPr>
                   <w:rStyle w:val="Hyperlink"/>
@@ -1262,7 +1277,7 @@
             <w:pPr>
               <w:pStyle w:val="Compact"/>
             </w:pPr>
-            <w:hyperlink r:id="rId50">
+            <w:hyperlink r:id="rId53">
               <w:r>
                 <w:rPr>
                   <w:rStyle w:val="Hyperlink"/>
@@ -1278,7 +1293,7 @@
             <w:pPr>
               <w:pStyle w:val="Compact"/>
             </w:pPr>
-            <w:hyperlink r:id="rId51">
+            <w:hyperlink r:id="rId54">
               <w:r>
                 <w:rPr>
                   <w:rStyle w:val="Hyperlink"/>
@@ -1294,7 +1309,7 @@
             <w:pPr>
               <w:pStyle w:val="Compact"/>
             </w:pPr>
-            <w:hyperlink r:id="rId52">
+            <w:hyperlink r:id="rId55">
               <w:r>
                 <w:rPr>
                   <w:rStyle w:val="Hyperlink"/>
@@ -1310,7 +1325,7 @@
             <w:pPr>
               <w:pStyle w:val="Compact"/>
             </w:pPr>
-            <w:hyperlink r:id="rId53">
+            <w:hyperlink r:id="rId56">
               <w:r>
                 <w:rPr>
                   <w:rStyle w:val="Hyperlink"/>
@@ -1349,7 +1364,7 @@
             <w:pPr>
               <w:pStyle w:val="Compact"/>
             </w:pPr>
-            <w:hyperlink r:id="rId54">
+            <w:hyperlink r:id="rId57">
               <w:r>
                 <w:rPr>
                   <w:rStyle w:val="Hyperlink"/>
@@ -1365,7 +1380,7 @@
             <w:pPr>
               <w:pStyle w:val="Compact"/>
             </w:pPr>
-            <w:hyperlink r:id="rId55">
+            <w:hyperlink r:id="rId58">
               <w:r>
                 <w:rPr>
                   <w:rStyle w:val="Hyperlink"/>
@@ -1381,7 +1396,7 @@
             <w:pPr>
               <w:pStyle w:val="Compact"/>
             </w:pPr>
-            <w:hyperlink r:id="rId56">
+            <w:hyperlink r:id="rId59">
               <w:r>
                 <w:rPr>
                   <w:rStyle w:val="Hyperlink"/>
@@ -1397,7 +1412,7 @@
             <w:pPr>
               <w:pStyle w:val="Compact"/>
             </w:pPr>
-            <w:hyperlink r:id="rId57">
+            <w:hyperlink r:id="rId60">
               <w:r>
                 <w:rPr>
                   <w:rStyle w:val="Hyperlink"/>
@@ -1436,7 +1451,7 @@
             <w:pPr>
               <w:pStyle w:val="Compact"/>
             </w:pPr>
-            <w:hyperlink r:id="rId58">
+            <w:hyperlink r:id="rId61">
               <w:r>
                 <w:rPr>
                   <w:rStyle w:val="Hyperlink"/>
@@ -1452,7 +1467,7 @@
             <w:pPr>
               <w:pStyle w:val="Compact"/>
             </w:pPr>
-            <w:hyperlink r:id="rId59">
+            <w:hyperlink r:id="rId62">
               <w:r>
                 <w:rPr>
                   <w:rStyle w:val="Hyperlink"/>
@@ -1468,7 +1483,7 @@
             <w:pPr>
               <w:pStyle w:val="Compact"/>
             </w:pPr>
-            <w:hyperlink r:id="rId60">
+            <w:hyperlink r:id="rId63">
               <w:r>
                 <w:rPr>
                   <w:rStyle w:val="Hyperlink"/>
@@ -1484,7 +1499,7 @@
             <w:pPr>
               <w:pStyle w:val="Compact"/>
             </w:pPr>
-            <w:hyperlink r:id="rId61">
+            <w:hyperlink r:id="rId64">
               <w:r>
                 <w:rPr>
                   <w:rStyle w:val="Hyperlink"/>
@@ -1523,7 +1538,7 @@
             <w:pPr>
               <w:pStyle w:val="Compact"/>
             </w:pPr>
-            <w:hyperlink r:id="rId62">
+            <w:hyperlink r:id="rId65">
               <w:r>
                 <w:rPr>
                   <w:rStyle w:val="Hyperlink"/>
@@ -1539,7 +1554,7 @@
             <w:pPr>
               <w:pStyle w:val="Compact"/>
             </w:pPr>
-            <w:hyperlink r:id="rId63">
+            <w:hyperlink r:id="rId66">
               <w:r>
                 <w:rPr>
                   <w:rStyle w:val="Hyperlink"/>
@@ -1555,7 +1570,7 @@
             <w:pPr>
               <w:pStyle w:val="Compact"/>
             </w:pPr>
-            <w:hyperlink r:id="rId64">
+            <w:hyperlink r:id="rId67">
               <w:r>
                 <w:rPr>
                   <w:rStyle w:val="Hyperlink"/>
@@ -1605,7 +1620,7 @@
             <w:pPr>
               <w:pStyle w:val="Compact"/>
             </w:pPr>
-            <w:hyperlink r:id="rId65">
+            <w:hyperlink r:id="rId68">
               <w:r>
                 <w:rPr>
                   <w:rStyle w:val="Hyperlink"/>
@@ -1621,7 +1636,7 @@
             <w:pPr>
               <w:pStyle w:val="Compact"/>
             </w:pPr>
-            <w:hyperlink r:id="rId66">
+            <w:hyperlink r:id="rId69">
               <w:r>
                 <w:rPr>
                   <w:rStyle w:val="Hyperlink"/>
@@ -1637,7 +1652,7 @@
             <w:pPr>
               <w:pStyle w:val="Compact"/>
             </w:pPr>
-            <w:hyperlink r:id="rId67">
+            <w:hyperlink r:id="rId70">
               <w:r>
                 <w:rPr>
                   <w:rStyle w:val="Hyperlink"/>
@@ -1653,7 +1668,7 @@
             <w:pPr>
               <w:pStyle w:val="Compact"/>
             </w:pPr>
-            <w:hyperlink r:id="rId68">
+            <w:hyperlink r:id="rId71">
               <w:r>
                 <w:rPr>
                   <w:rStyle w:val="Hyperlink"/>
@@ -1692,7 +1707,7 @@
             <w:pPr>
               <w:pStyle w:val="Compact"/>
             </w:pPr>
-            <w:hyperlink r:id="rId69">
+            <w:hyperlink r:id="rId72">
               <w:r>
                 <w:rPr>
                   <w:rStyle w:val="Hyperlink"/>
@@ -1708,7 +1723,7 @@
             <w:pPr>
               <w:pStyle w:val="Compact"/>
             </w:pPr>
-            <w:hyperlink r:id="rId70">
+            <w:hyperlink r:id="rId73">
               <w:r>
                 <w:rPr>
                   <w:rStyle w:val="Hyperlink"/>
@@ -1724,7 +1739,7 @@
             <w:pPr>
               <w:pStyle w:val="Compact"/>
             </w:pPr>
-            <w:hyperlink r:id="rId71">
+            <w:hyperlink r:id="rId74">
               <w:r>
                 <w:rPr>
                   <w:rStyle w:val="Hyperlink"/>
@@ -1740,7 +1755,7 @@
             <w:pPr>
               <w:pStyle w:val="Compact"/>
             </w:pPr>
-            <w:hyperlink r:id="rId72">
+            <w:hyperlink r:id="rId75">
               <w:r>
                 <w:rPr>
                   <w:rStyle w:val="Hyperlink"/>
@@ -1779,7 +1794,7 @@
             <w:pPr>
               <w:pStyle w:val="Compact"/>
             </w:pPr>
-            <w:hyperlink r:id="rId73">
+            <w:hyperlink r:id="rId76">
               <w:r>
                 <w:rPr>
                   <w:rStyle w:val="Hyperlink"/>
@@ -1795,7 +1810,7 @@
             <w:pPr>
               <w:pStyle w:val="Compact"/>
             </w:pPr>
-            <w:hyperlink r:id="rId74">
+            <w:hyperlink r:id="rId77">
               <w:r>
                 <w:rPr>
                   <w:rStyle w:val="Hyperlink"/>
@@ -1811,7 +1826,7 @@
             <w:pPr>
               <w:pStyle w:val="Compact"/>
             </w:pPr>
-            <w:hyperlink r:id="rId75">
+            <w:hyperlink r:id="rId78">
               <w:r>
                 <w:rPr>
                   <w:rStyle w:val="Hyperlink"/>
@@ -1827,7 +1842,7 @@
             <w:pPr>
               <w:pStyle w:val="Compact"/>
             </w:pPr>
-            <w:hyperlink r:id="rId76">
+            <w:hyperlink r:id="rId79">
               <w:r>
                 <w:rPr>
                   <w:rStyle w:val="Hyperlink"/>
@@ -1866,7 +1881,7 @@
             <w:pPr>
               <w:pStyle w:val="Compact"/>
             </w:pPr>
-            <w:hyperlink r:id="rId77">
+            <w:hyperlink r:id="rId80">
               <w:r>
                 <w:rPr>
                   <w:rStyle w:val="Hyperlink"/>
@@ -1882,7 +1897,7 @@
             <w:pPr>
               <w:pStyle w:val="Compact"/>
             </w:pPr>
-            <w:hyperlink r:id="rId78">
+            <w:hyperlink r:id="rId81">
               <w:r>
                 <w:rPr>
                   <w:rStyle w:val="Hyperlink"/>
@@ -1898,7 +1913,7 @@
             <w:pPr>
               <w:pStyle w:val="Compact"/>
             </w:pPr>
-            <w:hyperlink r:id="rId79">
+            <w:hyperlink r:id="rId82">
               <w:r>
                 <w:rPr>
                   <w:rStyle w:val="Hyperlink"/>
@@ -1914,7 +1929,7 @@
             <w:pPr>
               <w:pStyle w:val="Compact"/>
             </w:pPr>
-            <w:hyperlink r:id="rId80">
+            <w:hyperlink r:id="rId83">
               <w:r>
                 <w:rPr>
                   <w:rStyle w:val="Hyperlink"/>
@@ -1953,7 +1968,7 @@
             <w:pPr>
               <w:pStyle w:val="Compact"/>
             </w:pPr>
-            <w:hyperlink r:id="rId81">
+            <w:hyperlink r:id="rId84">
               <w:r>
                 <w:rPr>
                   <w:rStyle w:val="Hyperlink"/>
@@ -1980,7 +1995,7 @@
             <w:pPr>
               <w:pStyle w:val="Compact"/>
             </w:pPr>
-            <w:hyperlink r:id="rId81">
+            <w:hyperlink r:id="rId84">
               <w:r>
                 <w:rPr>
                   <w:rStyle w:val="Hyperlink"/>
@@ -2003,7 +2018,7 @@
         </w:tc>
       </w:tr>
     </w:tbl>
-    <w:bookmarkEnd w:id="82"/>
+    <w:bookmarkEnd w:id="85"/>
     <w:sectPr>
       <w:footnotePr>
         <w:numRestart w:val="eachSect"/>
